--- a/public/templates/MAU_VIC_HDTV_BO.docx
+++ b/public/templates/MAU_VIC_HDTV_BO.docx
@@ -34,7 +34,7 @@
                 <w:noProof/>
               </w:rPr>
               <w:drawing>
-                <wp:inline distT="0" distB="0" distL="0" distR="0" wp14:anchorId="587BD4B3" wp14:editId="5962A3DC">
+                <wp:inline distT="0" distB="0" distL="0" distR="0" wp14:anchorId="587BD4B3" wp14:editId="4CBA3816">
                   <wp:extent cx="2057400" cy="597535"/>
                   <wp:effectExtent l="0" t="0" r="0" b="0"/>
                   <wp:docPr id="650076419" name="Picture 1"/>
@@ -1990,6 +1990,15 @@
           <w:lang w:val="pt-BR"/>
         </w:rPr>
         <w:t>Công việc phải làm:</w:t>
+      </w:r>
+      <w:r>
+        <w:rPr>
+          <w:rFonts w:ascii="Times New Roman" w:hAnsi="Times New Roman"/>
+          <w:sz w:val="24"/>
+          <w:szCs w:val="24"/>
+          <w:lang w:val="pt-BR"/>
+        </w:rPr>
+        <w:t xml:space="preserve"> {{cong_viec_phai_lam}}.</w:t>
       </w:r>
     </w:p>
     <w:p>
